--- a/tillsyn/A 61100-2022 tillsynsbegäran.docx
+++ b/tillsyn/A 61100-2022 tillsynsbegäran.docx
@@ -418,7 +418,7 @@
     <w:r>
       <w:tab/>
       <w:tab/>
-      <w:t>2026-06-18</w:t>
+      <w:t>2026-06-19</w:t>
       <w:br/>
       <w:br/>
     </w:r>

--- a/tillsyn/A 61100-2022 tillsynsbegäran.docx
+++ b/tillsyn/A 61100-2022 tillsynsbegäran.docx
@@ -418,7 +418,7 @@
     <w:r>
       <w:tab/>
       <w:tab/>
-      <w:t>2026-06-19</w:t>
+      <w:t>2026-06-20</w:t>
       <w:br/>
       <w:br/>
     </w:r>

--- a/tillsyn/A 61100-2022 tillsynsbegäran.docx
+++ b/tillsyn/A 61100-2022 tillsynsbegäran.docx
@@ -12,10 +12,7 @@
     </w:p>
     <w:p>
       <w:r>
-        <w:t>Detta dokument behandlar höga naturvärden i avverkningsanmälan A 61100-2022 i Gotlands kommun som inkom 2022-12-20 och omfattar 1,4 ha.</w:t>
-      </w:r>
-      <w:r>
-        <w:t xml:space="preserve"> I Figur 1 visas fyndplatser för naturvårdsarter i området, som finns registrerade på Artportalen.</w:t>
+        <w:t>Denna tillsynsbegäran behandlar höga naturvärden i avverkningsanmälan A 61100-2022 i Gotlands kommun som inkom 2022-12-20 och omfattar 1,4 ha.</w:t>
       </w:r>
     </w:p>
     <w:p>
@@ -25,7 +22,7 @@
       <w:r>
         <w:drawing>
           <wp:inline xmlns:a="http://schemas.openxmlformats.org/drawingml/2006/main" xmlns:pic="http://schemas.openxmlformats.org/drawingml/2006/picture">
-            <wp:extent cx="5450142" cy="5688000"/>
+            <wp:extent cx="5484636" cy="5724000"/>
             <wp:docPr id="1" name="Picture 1"/>
             <wp:cNvGraphicFramePr>
               <a:graphicFrameLocks noChangeAspect="1"/>
@@ -46,7 +43,7 @@
                   <pic:spPr>
                     <a:xfrm>
                       <a:off x="0" y="0"/>
-                      <a:ext cx="5450142" cy="5688000"/>
+                      <a:ext cx="5484636" cy="5724000"/>
                     </a:xfrm>
                     <a:prstGeom prst="rect"/>
                   </pic:spPr>
@@ -63,7 +60,20 @@
         <w:spacing w:after="240"/>
       </w:pPr>
       <w:r>
-        <w:t>Figur 1. Fyndplatser för naturvårdsarter inom 15 meter från avverkningsanmälan (röd linje). Inom parentes anges rödlistekategorier, S för signalarter, Tför typiska arter och fridlysningsparagrafer i artskyddsförordningen.Markörer utan svart kant är placerade på fyndplatsen. Markörer med svart kant är placerade vid sidan av fyndplatsen och har ett svart streck som visar fyndplatsens exakta position. Kartans mittpunktskoordinat är N 6360036, E 704794 i SWEREF 99 TM.</w:t>
+        <w:t>Figur 1. Fyndplatser för naturvårdsarter inom 15 meter från avverkningsanmälan. Markörer utan svart kant är placerade på fyndplatsen. Markörer med svart kant är placerade vid sidan av fyndplatsen har ett svart streck som visar fyndplatsens exakta position. Kartans mittpunktskoordinat är N 6360036, E 704794 i SWEREF 99 TM.</w:t>
+      </w:r>
+    </w:p>
+    <w:p>
+      <w:r>
+        <w:t>Inom 15 meter från avverkningsanmälan finns fynd av 4 naturvårdsarter, varav 3 är rödlistade och 3 är fridlysta: garderönn (VU, §7), dårgräsfjäril (NT, §4a), solvända (NT) och gullviva (§9). Se Figur 1.</w:t>
+      </w:r>
+    </w:p>
+    <w:p>
+      <w:pPr>
+        <w:pStyle w:val="Heading1"/>
+      </w:pPr>
+      <w:r>
+        <w:t>Tillsynsbegäran</w:t>
       </w:r>
     </w:p>
     <w:p>
@@ -77,39 +87,27 @@
       </w:r>
     </w:p>
     <w:p>
-      <w:r>
-        <w:t>Nedan beskrivs fynd av naturvårdsarter och fridlysta arter som gjorts i det avverkningsanmälda området. I BILAGA 1 finns artfakta om fridlysta arter.</w:t>
-      </w:r>
-    </w:p>
-    <w:p>
       <w:pPr>
         <w:pStyle w:val="Heading1"/>
       </w:pPr>
       <w:r>
-        <w:t>Naturvårdsarter</w:t>
+        <w:t>Naturvårdsarter och fridlysta arter</w:t>
       </w:r>
     </w:p>
     <w:p>
       <w:r>
-        <w:t>Inom 15 meter från avverkningsanmälan har följande 4 naturvårdsarter hittats: garderönn (VU, §7), dårgräsfjäril (NT, §4a), solvända (NT) och gullviva (§9). Av dessa är 3 rödlistade. För rödlistade arter har rödlistekategorin angivits inom parentes. För fridlysta arter anges även paragrafen i Artskyddsförordningen som arten är fridlyst enligt.</w:t>
+        <w:t>Nedan följer beskrivningar av de naturvårdsarter och fridlysta arter som har sina livsmiljöer och växtplatser i den avverkningsanmälda skogen. Se även ytterligare artfakta i BILAGA 1. De påträffade naturvårdsarterna är ett tydligt kvitto på att det rör sig om en skog med höga naturvärden.</w:t>
       </w:r>
     </w:p>
     <w:p>
       <w:r>
-        <w:t>De påträffade naturvårdsarterna är ett tydligt kvitto på att det rör sig om en skog med höga naturvärden.</w:t>
+        <w:rPr>
+          <w:b/>
+        </w:rPr>
+        <w:t>Garderönn (VU, §7)</w:t>
       </w:r>
-    </w:p>
-    <w:p>
-      <w:pPr>
-        <w:pStyle w:val="Heading2"/>
-      </w:pPr>
       <w:r>
-        <w:t>Fridlysta arter</w:t>
-      </w:r>
-    </w:p>
-    <w:p>
-      <w:r>
-        <w:t>Följande fridlysta arter har sina livsmiljöer och växtplatser i den avverkningsanmälda skogen: garderönn (VU, §7), dårgräsfjäril (NT, §4a) och gullviva (§9).</w:t>
+        <w:t xml:space="preserve"> är strikt skyddad enligt §7 Artskyddsförordningen (bilaga 1) vilket innebär att hela dess livsmiljö ska bevaras. Den är enbart är känd från ett mindre område på östra Gotland där den växer i gles kalktallskog och på kalkhällar. Arten hotas genom sin lilla population. Markägare och verksamma inom skogsnäringen inom det område där garderönnen växer måste lära sig känna igen denna strikt skyddade art, för att undvika att skada den av misstag. Garderönn är globalt rödlistad som sårbar (VU) vilket innebär att Sverige har ett internationellt ansvar för arten (SLU Artdatabanken, 2026; IUCN, 2021).</w:t>
       </w:r>
     </w:p>
     <w:p>
@@ -121,17 +119,6 @@
       </w:r>
       <w:r>
         <w:t xml:space="preserve"> är rödlistad som nära hotad, fridlyst enligt 4a§ artskyddsförordningen och omfattas av bilaga 4 EU:s art- och habitatdirektiv vilket innebär ett strikt skydd där hela livsmiljön ska bevaras. Sedan 2005 omfattas dårgräsfjärilen av ett åtgärdsprogram för hotade arter (SLU Artdatabanken, 2024; Bergman, 2005). Hanar av dårgräsfjärilen ses ofta patrullera längs med bryn och vägar medan ägg-, larv- och puppstadier sker i bryn och i mindre gläntor inne i skogen. Speciellt äggen är uttorkningskänsliga och arten överlever inte kalavverkning (SLU Artdatabanken, 2024).</w:t>
-      </w:r>
-    </w:p>
-    <w:p>
-      <w:r>
-        <w:rPr>
-          <w:b/>
-        </w:rPr>
-        <w:t>Garderönn (VU, §7)</w:t>
-      </w:r>
-      <w:r>
-        <w:t xml:space="preserve"> är strikt skyddad enligt §7 Artskyddsförordningen (bilaga 1) vilket innebär att hela dess livsmiljö ska bevaras. Den är enbart är känd från ett mindre område på östra Gotland där den växer i gles kalktallskog och på kalkhällar. Arten hotas genom sin lilla population. Markägare och verksamma inom skogsnäringen inom det område där garderönnen växer måste lära sig känna igen denna strikt skyddade art, för att undvika att skada den av misstag. Garderönn är globalt rödlistad som sårbar (VU) vilket innebär att Sverige har ett internationellt ansvar för arten (SLU Artdatabanken, 2026; IUCN, 2021).</w:t>
       </w:r>
     </w:p>
     <w:p>
@@ -161,19 +148,6 @@
       </w:r>
       <w:r>
         <w:t xml:space="preserve"> (SLU Artdatabanken, 2025).</w:t>
-      </w:r>
-    </w:p>
-    <w:p>
-      <w:r>
-        <w:t>I BILAGA 1 finns mer detaljerad information om ekologi samt krav på livsmiljö hos fridlysta arter.</w:t>
-      </w:r>
-    </w:p>
-    <w:p>
-      <w:pPr>
-        <w:pStyle w:val="Heading2"/>
-      </w:pPr>
-      <w:r>
-        <w:t>Övriga naturvårdsarter</w:t>
       </w:r>
     </w:p>
     <w:p>
@@ -418,7 +392,7 @@
     <w:r>
       <w:tab/>
       <w:tab/>
-      <w:t>2026-06-20</w:t>
+      <w:t>2026-06-21</w:t>
       <w:br/>
       <w:br/>
     </w:r>

--- a/tillsyn/A 61100-2022 tillsynsbegäran.docx
+++ b/tillsyn/A 61100-2022 tillsynsbegäran.docx
@@ -392,7 +392,7 @@
     <w:r>
       <w:tab/>
       <w:tab/>
-      <w:t>2026-06-21</w:t>
+      <w:t>2026-06-22</w:t>
       <w:br/>
       <w:br/>
     </w:r>

--- a/tillsyn/A 61100-2022 tillsynsbegäran.docx
+++ b/tillsyn/A 61100-2022 tillsynsbegäran.docx
@@ -392,7 +392,7 @@
     <w:r>
       <w:tab/>
       <w:tab/>
-      <w:t>2026-06-22</w:t>
+      <w:t>2026-06-23</w:t>
       <w:br/>
       <w:br/>
     </w:r>

--- a/tillsyn/A 61100-2022 tillsynsbegäran.docx
+++ b/tillsyn/A 61100-2022 tillsynsbegäran.docx
@@ -392,7 +392,7 @@
     <w:r>
       <w:tab/>
       <w:tab/>
-      <w:t>2026-06-23</w:t>
+      <w:t>2026-06-24</w:t>
       <w:br/>
       <w:br/>
     </w:r>

--- a/tillsyn/A 61100-2022 tillsynsbegäran.docx
+++ b/tillsyn/A 61100-2022 tillsynsbegäran.docx
@@ -392,7 +392,7 @@
     <w:r>
       <w:tab/>
       <w:tab/>
-      <w:t>2026-06-24</w:t>
+      <w:t>2026-06-25</w:t>
       <w:br/>
       <w:br/>
     </w:r>

--- a/tillsyn/A 61100-2022 tillsynsbegäran.docx
+++ b/tillsyn/A 61100-2022 tillsynsbegäran.docx
@@ -392,7 +392,7 @@
     <w:r>
       <w:tab/>
       <w:tab/>
-      <w:t>2026-06-25</w:t>
+      <w:t>2026-06-26</w:t>
       <w:br/>
       <w:br/>
     </w:r>

--- a/tillsyn/A 61100-2022 tillsynsbegäran.docx
+++ b/tillsyn/A 61100-2022 tillsynsbegäran.docx
@@ -392,7 +392,7 @@
     <w:r>
       <w:tab/>
       <w:tab/>
-      <w:t>2026-06-26</w:t>
+      <w:t>2026-06-27</w:t>
       <w:br/>
       <w:br/>
     </w:r>

--- a/tillsyn/A 61100-2022 tillsynsbegäran.docx
+++ b/tillsyn/A 61100-2022 tillsynsbegäran.docx
@@ -392,7 +392,7 @@
     <w:r>
       <w:tab/>
       <w:tab/>
-      <w:t>2026-06-27</w:t>
+      <w:t>2026-06-28</w:t>
       <w:br/>
       <w:br/>
     </w:r>

--- a/tillsyn/A 61100-2022 tillsynsbegäran.docx
+++ b/tillsyn/A 61100-2022 tillsynsbegäran.docx
@@ -392,7 +392,7 @@
     <w:r>
       <w:tab/>
       <w:tab/>
-      <w:t>2026-06-28</w:t>
+      <w:t>2026-06-29</w:t>
       <w:br/>
       <w:br/>
     </w:r>

--- a/tillsyn/A 61100-2022 tillsynsbegäran.docx
+++ b/tillsyn/A 61100-2022 tillsynsbegäran.docx
@@ -392,7 +392,7 @@
     <w:r>
       <w:tab/>
       <w:tab/>
-      <w:t>2026-06-29</w:t>
+      <w:t>2026-06-30</w:t>
       <w:br/>
       <w:br/>
     </w:r>

--- a/tillsyn/A 61100-2022 tillsynsbegäran.docx
+++ b/tillsyn/A 61100-2022 tillsynsbegäran.docx
@@ -392,7 +392,7 @@
     <w:r>
       <w:tab/>
       <w:tab/>
-      <w:t>2026-06-30</w:t>
+      <w:t>2026-07-01</w:t>
       <w:br/>
       <w:br/>
     </w:r>

--- a/tillsyn/A 61100-2022 tillsynsbegäran.docx
+++ b/tillsyn/A 61100-2022 tillsynsbegäran.docx
@@ -392,7 +392,7 @@
     <w:r>
       <w:tab/>
       <w:tab/>
-      <w:t>2026-07-01</w:t>
+      <w:t>2026-07-02</w:t>
       <w:br/>
       <w:br/>
     </w:r>

--- a/tillsyn/A 61100-2022 tillsynsbegäran.docx
+++ b/tillsyn/A 61100-2022 tillsynsbegäran.docx
@@ -392,7 +392,7 @@
     <w:r>
       <w:tab/>
       <w:tab/>
-      <w:t>2026-07-13</w:t>
+      <w:t>2026-07-14</w:t>
       <w:br/>
       <w:br/>
     </w:r>

--- a/tillsyn/A 61100-2022 tillsynsbegäran.docx
+++ b/tillsyn/A 61100-2022 tillsynsbegäran.docx
@@ -392,7 +392,7 @@
     <w:r>
       <w:tab/>
       <w:tab/>
-      <w:t>2026-07-14</w:t>
+      <w:t>2026-07-15</w:t>
       <w:br/>
       <w:br/>
     </w:r>

--- a/tillsyn/A 61100-2022 tillsynsbegäran.docx
+++ b/tillsyn/A 61100-2022 tillsynsbegäran.docx
@@ -392,7 +392,7 @@
     <w:r>
       <w:tab/>
       <w:tab/>
-      <w:t>2026-07-15</w:t>
+      <w:t>2026-07-16</w:t>
       <w:br/>
       <w:br/>
     </w:r>

--- a/tillsyn/A 61100-2022 tillsynsbegäran.docx
+++ b/tillsyn/A 61100-2022 tillsynsbegäran.docx
@@ -392,7 +392,7 @@
     <w:r>
       <w:tab/>
       <w:tab/>
-      <w:t>2026-07-16</w:t>
+      <w:t>2026-07-17</w:t>
       <w:br/>
       <w:br/>
     </w:r>

--- a/tillsyn/A 61100-2022 tillsynsbegäran.docx
+++ b/tillsyn/A 61100-2022 tillsynsbegäran.docx
@@ -392,7 +392,7 @@
     <w:r>
       <w:tab/>
       <w:tab/>
-      <w:t>2026-07-17</w:t>
+      <w:t>2026-07-18</w:t>
       <w:br/>
       <w:br/>
     </w:r>

--- a/tillsyn/A 61100-2022 tillsynsbegäran.docx
+++ b/tillsyn/A 61100-2022 tillsynsbegäran.docx
@@ -392,7 +392,7 @@
     <w:r>
       <w:tab/>
       <w:tab/>
-      <w:t>2026-07-18</w:t>
+      <w:t>2026-07-19</w:t>
       <w:br/>
       <w:br/>
     </w:r>

--- a/tillsyn/A 61100-2022 tillsynsbegäran.docx
+++ b/tillsyn/A 61100-2022 tillsynsbegäran.docx
@@ -392,7 +392,7 @@
     <w:r>
       <w:tab/>
       <w:tab/>
-      <w:t>2026-07-19</w:t>
+      <w:t>2026-07-20</w:t>
       <w:br/>
       <w:br/>
     </w:r>

--- a/tillsyn/A 61100-2022 tillsynsbegäran.docx
+++ b/tillsyn/A 61100-2022 tillsynsbegäran.docx
@@ -392,7 +392,7 @@
     <w:r>
       <w:tab/>
       <w:tab/>
-      <w:t>2026-07-20</w:t>
+      <w:t>2026-07-21</w:t>
       <w:br/>
       <w:br/>
     </w:r>

--- a/tillsyn/A 61100-2022 tillsynsbegäran.docx
+++ b/tillsyn/A 61100-2022 tillsynsbegäran.docx
@@ -392,7 +392,7 @@
     <w:r>
       <w:tab/>
       <w:tab/>
-      <w:t>2026-07-21</w:t>
+      <w:t>2026-07-22</w:t>
       <w:br/>
       <w:br/>
     </w:r>

--- a/tillsyn/A 61100-2022 tillsynsbegäran.docx
+++ b/tillsyn/A 61100-2022 tillsynsbegäran.docx
@@ -392,7 +392,7 @@
     <w:r>
       <w:tab/>
       <w:tab/>
-      <w:t>2026-07-22</w:t>
+      <w:t>2026-07-23</w:t>
       <w:br/>
       <w:br/>
     </w:r>

--- a/tillsyn/A 61100-2022 tillsynsbegäran.docx
+++ b/tillsyn/A 61100-2022 tillsynsbegäran.docx
@@ -392,7 +392,7 @@
     <w:r>
       <w:tab/>
       <w:tab/>
-      <w:t>2026-07-23</w:t>
+      <w:t>2026-07-24</w:t>
       <w:br/>
       <w:br/>
     </w:r>

--- a/tillsyn/A 61100-2022 tillsynsbegäran.docx
+++ b/tillsyn/A 61100-2022 tillsynsbegäran.docx
@@ -392,7 +392,7 @@
     <w:r>
       <w:tab/>
       <w:tab/>
-      <w:t>2026-07-24</w:t>
+      <w:t>2026-07-25</w:t>
       <w:br/>
       <w:br/>
     </w:r>

--- a/tillsyn/A 61100-2022 tillsynsbegäran.docx
+++ b/tillsyn/A 61100-2022 tillsynsbegäran.docx
@@ -392,7 +392,7 @@
     <w:r>
       <w:tab/>
       <w:tab/>
-      <w:t>2026-07-25</w:t>
+      <w:t>2026-07-26</w:t>
       <w:br/>
       <w:br/>
     </w:r>

--- a/tillsyn/A 61100-2022 tillsynsbegäran.docx
+++ b/tillsyn/A 61100-2022 tillsynsbegäran.docx
@@ -392,7 +392,7 @@
     <w:r>
       <w:tab/>
       <w:tab/>
-      <w:t>2026-07-26</w:t>
+      <w:t>2026-07-27</w:t>
       <w:br/>
       <w:br/>
     </w:r>

--- a/tillsyn/A 61100-2022 tillsynsbegäran.docx
+++ b/tillsyn/A 61100-2022 tillsynsbegäran.docx
@@ -392,7 +392,7 @@
     <w:r>
       <w:tab/>
       <w:tab/>
-      <w:t>2026-07-27</w:t>
+      <w:t>2026-07-28</w:t>
       <w:br/>
       <w:br/>
     </w:r>

--- a/tillsyn/A 61100-2022 tillsynsbegäran.docx
+++ b/tillsyn/A 61100-2022 tillsynsbegäran.docx
@@ -392,7 +392,7 @@
     <w:r>
       <w:tab/>
       <w:tab/>
-      <w:t>2026-07-28</w:t>
+      <w:t>2026-07-29</w:t>
       <w:br/>
       <w:br/>
     </w:r>

--- a/tillsyn/A 61100-2022 tillsynsbegäran.docx
+++ b/tillsyn/A 61100-2022 tillsynsbegäran.docx
@@ -392,7 +392,7 @@
     <w:r>
       <w:tab/>
       <w:tab/>
-      <w:t>2026-07-29</w:t>
+      <w:t>2026-07-30</w:t>
       <w:br/>
       <w:br/>
     </w:r>

--- a/tillsyn/A 61100-2022 tillsynsbegäran.docx
+++ b/tillsyn/A 61100-2022 tillsynsbegäran.docx
@@ -392,7 +392,7 @@
     <w:r>
       <w:tab/>
       <w:tab/>
-      <w:t>2026-07-30</w:t>
+      <w:t>2026-07-31</w:t>
       <w:br/>
       <w:br/>
     </w:r>

--- a/tillsyn/A 61100-2022 tillsynsbegäran.docx
+++ b/tillsyn/A 61100-2022 tillsynsbegäran.docx
@@ -392,7 +392,7 @@
     <w:r>
       <w:tab/>
       <w:tab/>
-      <w:t>2026-07-31</w:t>
+      <w:t>2026-08-01</w:t>
       <w:br/>
       <w:br/>
     </w:r>

--- a/tillsyn/A 61100-2022 tillsynsbegäran.docx
+++ b/tillsyn/A 61100-2022 tillsynsbegäran.docx
@@ -392,7 +392,7 @@
     <w:r>
       <w:tab/>
       <w:tab/>
-      <w:t>2026-08-01</w:t>
+      <w:t>2026-08-02</w:t>
       <w:br/>
       <w:br/>
     </w:r>

--- a/tillsyn/A 61100-2022 tillsynsbegäran.docx
+++ b/tillsyn/A 61100-2022 tillsynsbegäran.docx
@@ -392,7 +392,7 @@
     <w:r>
       <w:tab/>
       <w:tab/>
-      <w:t>2026-08-02</w:t>
+      <w:t>2026-08-03</w:t>
       <w:br/>
       <w:br/>
     </w:r>

--- a/tillsyn/A 61100-2022 tillsynsbegäran.docx
+++ b/tillsyn/A 61100-2022 tillsynsbegäran.docx
@@ -392,7 +392,7 @@
     <w:r>
       <w:tab/>
       <w:tab/>
-      <w:t>2026-08-03</w:t>
+      <w:t>2026-08-05</w:t>
       <w:br/>
       <w:br/>
     </w:r>

--- a/tillsyn/A 61100-2022 tillsynsbegäran.docx
+++ b/tillsyn/A 61100-2022 tillsynsbegäran.docx
@@ -392,7 +392,7 @@
     <w:r>
       <w:tab/>
       <w:tab/>
-      <w:t>2026-08-05</w:t>
+      <w:t>2026-08-07</w:t>
       <w:br/>
       <w:br/>
     </w:r>

--- a/tillsyn/A 61100-2022 tillsynsbegäran.docx
+++ b/tillsyn/A 61100-2022 tillsynsbegäran.docx
@@ -392,7 +392,7 @@
     <w:r>
       <w:tab/>
       <w:tab/>
-      <w:t>2026-08-07</w:t>
+      <w:t>2026-08-08</w:t>
       <w:br/>
       <w:br/>
     </w:r>

--- a/tillsyn/A 61100-2022 tillsynsbegäran.docx
+++ b/tillsyn/A 61100-2022 tillsynsbegäran.docx
@@ -60,7 +60,7 @@
         <w:spacing w:after="240"/>
       </w:pPr>
       <w:r>
-        <w:t>Figur 1. Fyndplatser för naturvårdsarter inom 15 meter från avverkningsanmälan. Markörer utan svart kant är placerade på fyndplatsen. Markörer med svart kant är placerade vid sidan av fyndplatsen har ett svart streck som visar fyndplatsens exakta position. Kartans mittpunktskoordinat är N 6360036, E 704794 i SWEREF 99 TM.</w:t>
+        <w:t>Figur 1. Fyndplatser för naturvårdsarter inom 15 meter från avverkningsanmälan. Markörer utan svart kant är placerade på fyndplatsen. Markörer med svart kant är placerade vid sidan av fyndplatsen och har ett svart streck som visar fyndplatsens exakta position. Kartans mittpunktskoordinat är N 6360036, E 704794 i SWEREF 99 TM.</w:t>
       </w:r>
     </w:p>
     <w:p>
@@ -392,7 +392,7 @@
     <w:r>
       <w:tab/>
       <w:tab/>
-      <w:t>2026-08-14</w:t>
+      <w:t>2026-08-15</w:t>
       <w:br/>
       <w:br/>
     </w:r>

--- a/tillsyn/A 61100-2022 tillsynsbegäran.docx
+++ b/tillsyn/A 61100-2022 tillsynsbegäran.docx
@@ -392,7 +392,7 @@
     <w:r>
       <w:tab/>
       <w:tab/>
-      <w:t>2026-08-15</w:t>
+      <w:t>2026-08-16</w:t>
       <w:br/>
       <w:br/>
     </w:r>

--- a/tillsyn/A 61100-2022 tillsynsbegäran.docx
+++ b/tillsyn/A 61100-2022 tillsynsbegäran.docx
@@ -392,7 +392,7 @@
     <w:r>
       <w:tab/>
       <w:tab/>
-      <w:t>2026-08-16</w:t>
+      <w:t>2026-08-17</w:t>
       <w:br/>
       <w:br/>
     </w:r>

--- a/tillsyn/A 61100-2022 tillsynsbegäran.docx
+++ b/tillsyn/A 61100-2022 tillsynsbegäran.docx
@@ -392,7 +392,7 @@
     <w:r>
       <w:tab/>
       <w:tab/>
-      <w:t>2026-08-17</w:t>
+      <w:t>2026-08-18</w:t>
       <w:br/>
       <w:br/>
     </w:r>

--- a/tillsyn/A 61100-2022 tillsynsbegäran.docx
+++ b/tillsyn/A 61100-2022 tillsynsbegäran.docx
@@ -392,7 +392,7 @@
     <w:r>
       <w:tab/>
       <w:tab/>
-      <w:t>2026-08-18</w:t>
+      <w:t>2026-08-19</w:t>
       <w:br/>
       <w:br/>
     </w:r>

--- a/tillsyn/A 61100-2022 tillsynsbegäran.docx
+++ b/tillsyn/A 61100-2022 tillsynsbegäran.docx
@@ -392,7 +392,7 @@
     <w:r>
       <w:tab/>
       <w:tab/>
-      <w:t>2026-08-19</w:t>
+      <w:t>2026-08-20</w:t>
       <w:br/>
       <w:br/>
     </w:r>

--- a/tillsyn/A 61100-2022 tillsynsbegäran.docx
+++ b/tillsyn/A 61100-2022 tillsynsbegäran.docx
@@ -392,7 +392,7 @@
     <w:r>
       <w:tab/>
       <w:tab/>
-      <w:t>2026-08-20</w:t>
+      <w:t>2026-08-21</w:t>
       <w:br/>
       <w:br/>
     </w:r>

--- a/tillsyn/A 61100-2022 tillsynsbegäran.docx
+++ b/tillsyn/A 61100-2022 tillsynsbegäran.docx
@@ -392,7 +392,7 @@
     <w:r>
       <w:tab/>
       <w:tab/>
-      <w:t>2026-08-21</w:t>
+      <w:t>2026-08-22</w:t>
       <w:br/>
       <w:br/>
     </w:r>

--- a/tillsyn/A 61100-2022 tillsynsbegäran.docx
+++ b/tillsyn/A 61100-2022 tillsynsbegäran.docx
@@ -392,7 +392,7 @@
     <w:r>
       <w:tab/>
       <w:tab/>
-      <w:t>2026-08-22</w:t>
+      <w:t>2026-08-23</w:t>
       <w:br/>
       <w:br/>
     </w:r>

--- a/tillsyn/A 61100-2022 tillsynsbegäran.docx
+++ b/tillsyn/A 61100-2022 tillsynsbegäran.docx
@@ -392,7 +392,7 @@
     <w:r>
       <w:tab/>
       <w:tab/>
-      <w:t>2026-08-23</w:t>
+      <w:t>2026-08-24</w:t>
       <w:br/>
       <w:br/>
     </w:r>

--- a/tillsyn/A 61100-2022 tillsynsbegäran.docx
+++ b/tillsyn/A 61100-2022 tillsynsbegäran.docx
@@ -392,7 +392,7 @@
     <w:r>
       <w:tab/>
       <w:tab/>
-      <w:t>2026-08-24</w:t>
+      <w:t>2026-08-25</w:t>
       <w:br/>
       <w:br/>
     </w:r>

--- a/tillsyn/A 61100-2022 tillsynsbegäran.docx
+++ b/tillsyn/A 61100-2022 tillsynsbegäran.docx
@@ -392,7 +392,7 @@
     <w:r>
       <w:tab/>
       <w:tab/>
-      <w:t>2026-08-25</w:t>
+      <w:t>2026-08-26</w:t>
       <w:br/>
       <w:br/>
     </w:r>

--- a/tillsyn/A 61100-2022 tillsynsbegäran.docx
+++ b/tillsyn/A 61100-2022 tillsynsbegäran.docx
@@ -392,7 +392,7 @@
     <w:r>
       <w:tab/>
       <w:tab/>
-      <w:t>2026-08-26</w:t>
+      <w:t>2026-08-27</w:t>
       <w:br/>
       <w:br/>
     </w:r>

--- a/tillsyn/A 61100-2022 tillsynsbegäran.docx
+++ b/tillsyn/A 61100-2022 tillsynsbegäran.docx
@@ -392,7 +392,7 @@
     <w:r>
       <w:tab/>
       <w:tab/>
-      <w:t>2026-08-27</w:t>
+      <w:t>2026-08-28</w:t>
       <w:br/>
       <w:br/>
     </w:r>

--- a/tillsyn/A 61100-2022 tillsynsbegäran.docx
+++ b/tillsyn/A 61100-2022 tillsynsbegäran.docx
@@ -392,7 +392,7 @@
     <w:r>
       <w:tab/>
       <w:tab/>
-      <w:t>2026-08-28</w:t>
+      <w:t>2026-08-29</w:t>
       <w:br/>
       <w:br/>
     </w:r>

--- a/tillsyn/A 61100-2022 tillsynsbegäran.docx
+++ b/tillsyn/A 61100-2022 tillsynsbegäran.docx
@@ -392,7 +392,7 @@
     <w:r>
       <w:tab/>
       <w:tab/>
-      <w:t>2026-08-29</w:t>
+      <w:t>2026-08-31</w:t>
       <w:br/>
       <w:br/>
     </w:r>

--- a/tillsyn/A 61100-2022 tillsynsbegäran.docx
+++ b/tillsyn/A 61100-2022 tillsynsbegäran.docx
@@ -392,7 +392,7 @@
     <w:r>
       <w:tab/>
       <w:tab/>
-      <w:t>2026-08-31</w:t>
+      <w:t>2026-09-01</w:t>
       <w:br/>
       <w:br/>
     </w:r>

--- a/tillsyn/A 61100-2022 tillsynsbegäran.docx
+++ b/tillsyn/A 61100-2022 tillsynsbegäran.docx
@@ -392,7 +392,7 @@
     <w:r>
       <w:tab/>
       <w:tab/>
-      <w:t>2026-09-01</w:t>
+      <w:t>2026-09-02</w:t>
       <w:br/>
       <w:br/>
     </w:r>

--- a/tillsyn/A 61100-2022 tillsynsbegäran.docx
+++ b/tillsyn/A 61100-2022 tillsynsbegäran.docx
@@ -392,7 +392,7 @@
     <w:r>
       <w:tab/>
       <w:tab/>
-      <w:t>2026-09-02</w:t>
+      <w:t>2026-09-03</w:t>
       <w:br/>
       <w:br/>
     </w:r>

--- a/tillsyn/A 61100-2022 tillsynsbegäran.docx
+++ b/tillsyn/A 61100-2022 tillsynsbegäran.docx
@@ -392,7 +392,7 @@
     <w:r>
       <w:tab/>
       <w:tab/>
-      <w:t>2026-09-03</w:t>
+      <w:t>2026-09-04</w:t>
       <w:br/>
       <w:br/>
     </w:r>

--- a/tillsyn/A 61100-2022 tillsynsbegäran.docx
+++ b/tillsyn/A 61100-2022 tillsynsbegäran.docx
@@ -392,7 +392,7 @@
     <w:r>
       <w:tab/>
       <w:tab/>
-      <w:t>2026-09-04</w:t>
+      <w:t>2026-09-05</w:t>
       <w:br/>
       <w:br/>
     </w:r>
